--- a/paper.docx
+++ b/paper.docx
@@ -13306,7 +13306,7 @@
           <w:rFonts w:ascii="Times New Roman" w:hAnsi="Times New Roman"/>
           <w:sz w:val="16"/>
         </w:rPr>
-        <w:t>[25] Panzarasa, Pietro, Opsahl, Tore, and Carley, Kathleen M. 'Patterns and Dynamics of Users' Behavior and Interaction: Network Analysis of an Online Community.' In Journal of the American Society for Information Science and Technology, vol. 60, no. 5, pp. 911--932, 2009. [Online: https://snap.stanford.edu/data/CollegeMsg.html]</w:t>
+        <w:t>[25] Panzarasa, Pietro, Opsahl, Tore, and Carley, Kathleen M. 'Patterns and Dynamics of Users' Behavior and Interaction: Network Analysis of an Online Community.' In Journal of the American Society for Information Science and Technology, vol. 60, no. 5, pp. 911--932, 2009. [Dataset Link: https://snap.stanford.edu/data/CollegeMsg.html]</w:t>
       </w:r>
     </w:p>
     <w:p>
@@ -13318,7 +13318,7 @@
           <w:rFonts w:ascii="Times New Roman" w:hAnsi="Times New Roman"/>
           <w:sz w:val="16"/>
         </w:rPr>
-        <w:t>[26] Kumar, Srijan, Spezzano, Francesca, Subrahmanian, V. S., and Faloutsos, Christos. 'Edge Weight Prediction in Weighted Signed Networks.' In IEEE International Conference on Data Mining (ICDM), pp. 221--230, 2016. [Online: https://snap.stanford.edu/data/soc-sign-bitcoin-otc.html]</w:t>
+        <w:t>[26] Kumar, Srijan, Spezzano, Francesca, Subrahmanian, V. S., and Faloutsos, Christos. 'Edge Weight Prediction in Weighted Signed Networks.' In IEEE International Conference on Data Mining (ICDM), pp. 221--230, 2016. [Dataset Link: https://snap.stanford.edu/data/soc-sign-bitcoin-otc.html]</w:t>
       </w:r>
     </w:p>
     <w:p>

--- a/paper.docx
+++ b/paper.docx
@@ -319,7 +319,193 @@
           <w:color w:val="1F2937"/>
           <w:sz w:val="19"/>
         </w:rPr>
-        <w:t>Dynamic graphs occur in communication, social, commercial, financial, and collaborative systems, where the set of active relationships changes over time [28, 36]. Formally, let G_t = (V, E_t) denote a dynamic relational network at time t, where interactions arrive as an asynchronous stream of timestamped events e = (u, v, t) with u, v in V. Models such as TGN, DyRep, JODIE, and TGAT process these interactions and update representations m_v(t) as new events arrive [1-4]. Our concern is not whether these models can predict the next event in general. It is whether a representation that is updated continuously can still expose an earlier structural pattern after a period of conflicting activity.</w:t>
+        <w:t>Dynamic graphs occur in communication, social, commercial, financial, and collaborative systems, where the set of active relationships changes over time [28, 36]. Formally, let G_t = (V, E_t) denote a dynamic relational network at time t, where interactions arrive as an asynchronous stream of timestamped events:</w:t>
+      </w:r>
+    </w:p>
+    <w:p>
+      <w:pPr>
+        <w:keepNext/>
+        <w:spacing w:before="40" w:after="60"/>
+        <w:jc w:val="center"/>
+      </w:pPr>
+      <w:r>
+        <w:rPr>
+          <w:rFonts w:ascii="Times New Roman" w:hAnsi="Times New Roman"/>
+          <w:b/>
+          <w:i/>
+          <w:color w:val="0F172A"/>
+          <w:sz w:val="19"/>
+        </w:rPr>
+        <w:t>e_k = (u_k, v_k, t_k, e_k) in V x V x R^+ x R^{d_e}    (1)</w:t>
+      </w:r>
+    </w:p>
+    <w:p>
+      <w:pPr>
+        <w:spacing w:before="0" w:after="60" w:line="269" w:lineRule="auto"/>
+      </w:pPr>
+      <w:r>
+        <w:rPr>
+          <w:rFonts w:ascii="Times New Roman" w:hAnsi="Times New Roman"/>
+          <w:i w:val="0"/>
+          <w:color w:val="1F2937"/>
+          <w:sz w:val="19"/>
+        </w:rPr>
+        <w:t>with u_k, v_k in V and e_k representing optional edge features. Continuous-time dynamic graph neural networks (e.g., TGN, DyRep, JODIE, TGAT) process these events sequentially [1-4]. For an interaction (u, v) occurring at time t, raw messages are computed by a message function:</w:t>
+      </w:r>
+    </w:p>
+    <w:p>
+      <w:pPr>
+        <w:keepNext/>
+        <w:spacing w:before="40" w:after="60"/>
+        <w:jc w:val="center"/>
+      </w:pPr>
+      <w:r>
+        <w:rPr>
+          <w:rFonts w:ascii="Times New Roman" w:hAnsi="Times New Roman"/>
+          <w:b/>
+          <w:i/>
+          <w:color w:val="0F172A"/>
+          <w:sz w:val="19"/>
+        </w:rPr>
+        <w:t>m_u(t) = msg(m_u(t^-), m_v(t^-), Delta t, e_{uv}(t))    (2)</w:t>
+      </w:r>
+    </w:p>
+    <w:p>
+      <w:pPr>
+        <w:spacing w:before="0" w:after="60" w:line="269" w:lineRule="auto"/>
+      </w:pPr>
+      <w:r>
+        <w:rPr>
+          <w:rFonts w:ascii="Times New Roman" w:hAnsi="Times New Roman"/>
+          <w:i w:val="0"/>
+          <w:color w:val="1F2937"/>
+          <w:sz w:val="19"/>
+        </w:rPr>
+        <w:t>where t^- is the timestamp of the previous interaction involving node u, and Delta t = t - t^-. When multiple interactions occur within the same temporal batch, messages for node u are aggregated via:</w:t>
+      </w:r>
+    </w:p>
+    <w:p>
+      <w:pPr>
+        <w:keepNext/>
+        <w:spacing w:before="40" w:after="60"/>
+        <w:jc w:val="center"/>
+      </w:pPr>
+      <w:r>
+        <w:rPr>
+          <w:rFonts w:ascii="Times New Roman" w:hAnsi="Times New Roman"/>
+          <w:b/>
+          <w:i/>
+          <w:color w:val="0F172A"/>
+          <w:sz w:val="19"/>
+        </w:rPr>
+        <w:t>m_bar_u(t) = agg({m_u(t_i) : t_i &lt;= t, i in N_u(t)})    (3)</w:t>
+      </w:r>
+    </w:p>
+    <w:p>
+      <w:pPr>
+        <w:spacing w:before="0" w:after="60" w:line="269" w:lineRule="auto"/>
+      </w:pPr>
+      <w:r>
+        <w:rPr>
+          <w:rFonts w:ascii="Times New Roman" w:hAnsi="Times New Roman"/>
+          <w:i w:val="0"/>
+          <w:color w:val="1F2937"/>
+          <w:sz w:val="19"/>
+        </w:rPr>
+        <w:t>The continuous recurrent node representation m_u(t) is subsequently updated via a recurrent cell (e.g., GRU):</w:t>
+      </w:r>
+    </w:p>
+    <w:p>
+      <w:pPr>
+        <w:keepNext/>
+        <w:spacing w:before="40" w:after="60"/>
+        <w:jc w:val="center"/>
+      </w:pPr>
+      <w:r>
+        <w:rPr>
+          <w:rFonts w:ascii="Times New Roman" w:hAnsi="Times New Roman"/>
+          <w:b/>
+          <w:i/>
+          <w:color w:val="0F172A"/>
+          <w:sz w:val="19"/>
+        </w:rPr>
+        <w:t>m_u(t) = GRU(m_u(t^-), m_bar_u(t))    (4)</w:t>
+      </w:r>
+    </w:p>
+    <w:p>
+      <w:pPr>
+        <w:spacing w:before="0" w:after="60" w:line="269" w:lineRule="auto"/>
+      </w:pPr>
+      <w:r>
+        <w:rPr>
+          <w:rFonts w:ascii="Times New Roman" w:hAnsi="Times New Roman"/>
+          <w:i w:val="0"/>
+          <w:color w:val="1F2937"/>
+          <w:sz w:val="19"/>
+        </w:rPr>
+        <w:t>To capture fine-grained temporal intervals, continuous harmonic time encodings map time differences Delta t into continuous Fourier features:</w:t>
+      </w:r>
+    </w:p>
+    <w:p>
+      <w:pPr>
+        <w:keepNext/>
+        <w:spacing w:before="40" w:after="60"/>
+        <w:jc w:val="center"/>
+      </w:pPr>
+      <w:r>
+        <w:rPr>
+          <w:rFonts w:ascii="Times New Roman" w:hAnsi="Times New Roman"/>
+          <w:b/>
+          <w:i/>
+          <w:color w:val="0F172A"/>
+          <w:sz w:val="19"/>
+        </w:rPr>
+        <w:t>Phi(Delta t) = [cos(omega_1 Delta t), sin(omega_1 Delta t), ..., cos(omega_{d_t} Delta t), sin(omega_{d_t} Delta t)]^T    (5)</w:t>
+      </w:r>
+    </w:p>
+    <w:p>
+      <w:pPr>
+        <w:spacing w:before="0" w:after="60" w:line="269" w:lineRule="auto"/>
+      </w:pPr>
+      <w:r>
+        <w:rPr>
+          <w:rFonts w:ascii="Times New Roman" w:hAnsi="Times New Roman"/>
+          <w:i w:val="0"/>
+          <w:color w:val="1F2937"/>
+          <w:sz w:val="19"/>
+        </w:rPr>
+        <w:t>where omega_i are learnable or harmonic frequencies. Finally, temporal graph attention or convolution aggregates dynamic neighborhood features into a localized embedding:</w:t>
+      </w:r>
+    </w:p>
+    <w:p>
+      <w:pPr>
+        <w:keepNext/>
+        <w:spacing w:before="40" w:after="60"/>
+        <w:jc w:val="center"/>
+      </w:pPr>
+      <w:r>
+        <w:rPr>
+          <w:rFonts w:ascii="Times New Roman" w:hAnsi="Times New Roman"/>
+          <w:b/>
+          <w:i/>
+          <w:color w:val="0F172A"/>
+          <w:sz w:val="19"/>
+        </w:rPr>
+        <w:t>z_u(t) = sum_{v in N(u)} beta_{uv}(t) W_v [m_v(t) || Phi(t - t_v)]    (6)</w:t>
+      </w:r>
+    </w:p>
+    <w:p>
+      <w:pPr>
+        <w:spacing w:before="0" w:after="60" w:line="269" w:lineRule="auto"/>
+      </w:pPr>
+      <w:r>
+        <w:rPr>
+          <w:rFonts w:ascii="Times New Roman" w:hAnsi="Times New Roman"/>
+          <w:i w:val="0"/>
+          <w:color w:val="1F2937"/>
+          <w:sz w:val="19"/>
+        </w:rPr>
+        <w:t>where beta_{uv}(t) denotes dynamic temporal attention coefficients. While these formulations enable next-event forecasting, our primary concern is whether a representation governed by Eq. (4) and Eq. (6) can preserve and retrieve earlier structural regimes after prolonged exposure to conflicting graph dynamics.</w:t>
       </w:r>
     </w:p>
     <w:p>
@@ -1394,7 +1580,38 @@
           <w:color w:val="1F2937"/>
           <w:sz w:val="19"/>
         </w:rPr>
-        <w:t>Let G_t=(V,E_t) be the graph at time t and let e=(u,v,t) denote an interaction. A recurrent TGNN maintains a node state m_v(t), updated only with information available up to time t [1, 2]. We evaluate link prediction when Regime A returns after A1 -&gt; B -&gt; A2 and compare it with the matched A1 -&gt; A2 control, which removes the intervening B regime.</w:t>
+        <w:t>Let G_t=(V,E_t) be the graph at time t and let e=(u,v,t) denote an interaction. A recurrent TGNN maintains a node state m_v(t), updated strictly with historical information available up to time t [1, 2]. Link prediction optimizes a binary cross-entropy loss over observed edges E_t^+ and sampled negative pairs E_t^-:</w:t>
+      </w:r>
+    </w:p>
+    <w:p>
+      <w:pPr>
+        <w:keepNext/>
+        <w:spacing w:before="40" w:after="60"/>
+        <w:jc w:val="center"/>
+      </w:pPr>
+      <w:r>
+        <w:rPr>
+          <w:rFonts w:ascii="Times New Roman" w:hAnsi="Times New Roman"/>
+          <w:b/>
+          <w:i/>
+          <w:color w:val="0F172A"/>
+          <w:sz w:val="19"/>
+        </w:rPr>
+        <w:t>L_BCE = -sum_{(u, v) in E_t^+} log hat_y_{uv}(t) - sum_{(u, v') in E_t^-} log(1 - hat_y_{uv'}(t))    (7)</w:t>
+      </w:r>
+    </w:p>
+    <w:p>
+      <w:pPr>
+        <w:spacing w:before="0" w:after="60" w:line="269" w:lineRule="auto"/>
+      </w:pPr>
+      <w:r>
+        <w:rPr>
+          <w:rFonts w:ascii="Times New Roman" w:hAnsi="Times New Roman"/>
+          <w:i w:val="0"/>
+          <w:color w:val="1F2937"/>
+          <w:sz w:val="19"/>
+        </w:rPr>
+        <w:t>where hat_y_{uv}(t) in [0, 1] represents the predicted link probability between nodes u and v.</w:t>
       </w:r>
     </w:p>
     <w:p>
@@ -1423,7 +1640,7 @@
           <w:color w:val="1F2937"/>
           <w:sz w:val="19"/>
         </w:rPr>
-        <w:t>We define Temporal Memory Interference (TMI) as the performance drop between the uninterrupted control and the regime-interrupted stream:</w:t>
+        <w:t>We evaluate dynamic link prediction when Regime A returns after an A1 -&gt; B -&gt; A2 sequence and compare it with the matched A1 -&gt; A2 control. Formally, Temporal Memory Interference (TMI) is defined as:</w:t>
       </w:r>
     </w:p>
     <w:p>
@@ -1440,7 +1657,7 @@
           <w:color w:val="0F172A"/>
           <w:sz w:val="19"/>
         </w:rPr>
-        <w:t>TMI(T_B) = AP(A1 -&gt; A2 uninterrupted) - AP(A1 -&gt; B(T_B) -&gt; A2)</w:t>
+        <w:t>TMI(T_B) = AP(A1 -&gt; A2 uninterrupted) - AP(A1 -&gt; B(T_B) -&gt; A2)    (8)</w:t>
       </w:r>
     </w:p>
     <w:p>
@@ -1454,7 +1671,55 @@
           <w:color w:val="1F2937"/>
           <w:sz w:val="19"/>
         </w:rPr>
-        <w:t>A positive TMI value means that performance is lower after the intervening B regime than in the uninterrupted control. A value close to zero is not, by itself, evidence that the representation retained the earlier information: it can also arise when both conditions are already near the model's performance floor. That is why the control is interpreted together with the historical retrieval probes.</w:t>
+        <w:t>The Average Precision (AP) metric used in Eq. (8) summarizes the precision-recall curve across M ranked candidate pairs:</w:t>
+      </w:r>
+    </w:p>
+    <w:p>
+      <w:pPr>
+        <w:keepNext/>
+        <w:spacing w:before="40" w:after="60"/>
+        <w:jc w:val="center"/>
+      </w:pPr>
+      <w:r>
+        <w:rPr>
+          <w:rFonts w:ascii="Times New Roman" w:hAnsi="Times New Roman"/>
+          <w:b/>
+          <w:i/>
+          <w:color w:val="0F172A"/>
+          <w:sz w:val="19"/>
+        </w:rPr>
+        <w:t>AP = sum_{k=1}^M (R_k - R_{k-1}) P_k    (9)</w:t>
+      </w:r>
+    </w:p>
+    <w:p>
+      <w:pPr>
+        <w:spacing w:before="0" w:after="60" w:line="269" w:lineRule="auto"/>
+      </w:pPr>
+      <w:r>
+        <w:rPr>
+          <w:rFonts w:ascii="Times New Roman" w:hAnsi="Times New Roman"/>
+          <w:i w:val="0"/>
+          <w:color w:val="1F2937"/>
+          <w:sz w:val="19"/>
+        </w:rPr>
+        <w:t>where P_k and R_k denote precision and recall at rank threshold k. A positive TMI value indicates performance loss following regime B. To quantify regime similarity and edge repetition, instantaneous and cumulative Jaccard similarities are defined as:</w:t>
+      </w:r>
+    </w:p>
+    <w:p>
+      <w:pPr>
+        <w:keepNext/>
+        <w:spacing w:before="40" w:after="60"/>
+        <w:jc w:val="center"/>
+      </w:pPr>
+      <w:r>
+        <w:rPr>
+          <w:rFonts w:ascii="Times New Roman" w:hAnsi="Times New Roman"/>
+          <w:b/>
+          <w:i/>
+          <w:color w:val="0F172A"/>
+          <w:sz w:val="19"/>
+        </w:rPr>
+        <w:t>J_inst(t, t') = |E_t cap E_t'| / |E_t cup E_t'|,   J_cum(T_1, T_2) = |cup E_t cap cup E_t'| / |cup E_t cup cup E_t'|    (10)</w:t>
       </w:r>
     </w:p>
     <w:p>
@@ -2309,7 +2574,24 @@
           <w:color w:val="1F2937"/>
           <w:sz w:val="19"/>
         </w:rPr>
-        <w:t>We generate synthetic relational streams using a parameterized Dynamic Stochastic Block Model (DSBM) [27], which enables us to vary regime recurrence while maintaining strictly invariant edge density on average. Our synthetic benchmark consists of N=300 nodes partitioned into K_c=3 equal-sized ground-truth communities (100 nodes each). Each snapshot is generated with marginal density rho=0.10.</w:t>
+        <w:t>We generate synthetic relational streams using a parameterized Dynamic Stochastic Block Model (DSBM) [27], which enables us to vary regime recurrence while maintaining strictly invariant edge density on average. Our synthetic benchmark consists of N=300 nodes partitioned into K_c=3 equal-sized ground-truth communities (100 nodes each). The latent block connection probability matrix W^{(r)} is:</w:t>
+      </w:r>
+    </w:p>
+    <w:p>
+      <w:pPr>
+        <w:keepNext/>
+        <w:spacing w:before="40" w:after="60"/>
+        <w:jc w:val="center"/>
+      </w:pPr>
+      <w:r>
+        <w:rPr>
+          <w:rFonts w:ascii="Times New Roman" w:hAnsi="Times New Roman"/>
+          <w:b/>
+          <w:i/>
+          <w:color w:val="0F172A"/>
+          <w:sz w:val="19"/>
+        </w:rPr>
+        <w:t>W_{uv}^{(r)} = p_in^{(r)}  if C^{(r)}(u) = C^{(r)}(v);   p_out^{(r)}  if C^{(r)}(u) != C^{(r)}(v)    (11)</w:t>
       </w:r>
     </w:p>
     <w:p>
@@ -2340,7 +2622,7 @@
           <w:color w:val="0F172A"/>
           <w:sz w:val="19"/>
         </w:rPr>
-        <w:t>P((u, v) in E_{t+1} | (u, v) in E_t, r) = (1 - b_e^{(r)}) X_{e,t} + a_e^{(r)} (1 - X_{e,t})</w:t>
+        <w:t>P((u, v) in E_{t+1} | (u, v) in E_t, r) = (1 - b_e^{(r)}) X_{e,t} + a_e^{(r)} (1 - X_{e,t})    (12)</w:t>
       </w:r>
     </w:p>
     <w:p>
@@ -2354,7 +2636,86 @@
           <w:color w:val="1F2937"/>
           <w:sz w:val="19"/>
         </w:rPr>
-        <w:t>where X_{e,t} in {0, 1} is the edge indicator at snapshot t. The transition rates are defined as a_e^{(r)} = W_e^{(r)} (1 - lambda_r) and b_e^{(r)} = (1 - W_e^{(r)}) (1 - lambda_r), where W_e^{(r)} is the block connection probability matrix for regime r and lambda_r in [0, 1) governs Markov temporal persistence. For community partition A, intra-cluster probability is p_in and inter-cluster probability is p_out, calibrated such that marginal density rho = (p_in + 2 p_out) / 3 = 0.10 is strictly invariant across all regimes.</w:t>
+        <w:t>where X_{e,t} in {0, 1} is the edge indicator at snapshot t. The transition rates in Eq. (12) are defined as:</w:t>
+      </w:r>
+    </w:p>
+    <w:p>
+      <w:pPr>
+        <w:keepNext/>
+        <w:spacing w:before="40" w:after="60"/>
+        <w:jc w:val="center"/>
+      </w:pPr>
+      <w:r>
+        <w:rPr>
+          <w:rFonts w:ascii="Times New Roman" w:hAnsi="Times New Roman"/>
+          <w:b/>
+          <w:i/>
+          <w:color w:val="0F172A"/>
+          <w:sz w:val="19"/>
+        </w:rPr>
+        <w:t>a_e^{(r)} = W_e^{(r)} (1 - lambda_r),   b_e^{(r)} = (1 - W_e^{(r)}) (1 - lambda_r)    (13)</w:t>
+      </w:r>
+    </w:p>
+    <w:p>
+      <w:pPr>
+        <w:spacing w:before="0" w:after="60" w:line="269" w:lineRule="auto"/>
+      </w:pPr>
+      <w:r>
+        <w:rPr>
+          <w:rFonts w:ascii="Times New Roman" w:hAnsi="Times New Roman"/>
+          <w:i w:val="0"/>
+          <w:color w:val="1F2937"/>
+          <w:sz w:val="19"/>
+        </w:rPr>
+        <w:t>The stationary marginal edge existence probability under Eq. (12) and Eq. (13) satisfies:</w:t>
+      </w:r>
+    </w:p>
+    <w:p>
+      <w:pPr>
+        <w:keepNext/>
+        <w:spacing w:before="40" w:after="60"/>
+        <w:jc w:val="center"/>
+      </w:pPr>
+      <w:r>
+        <w:rPr>
+          <w:rFonts w:ascii="Times New Roman" w:hAnsi="Times New Roman"/>
+          <w:b/>
+          <w:i/>
+          <w:color w:val="0F172A"/>
+          <w:sz w:val="19"/>
+        </w:rPr>
+        <w:t>pi_e^{(r)} = lim_{t-&gt;inf} P(X_{e,t} = 1 | r) = a_e^{(r)} / (a_e^{(r)} + b_e^{(r)}) = W_e^{(r)}    (14)</w:t>
+      </w:r>
+    </w:p>
+    <w:p>
+      <w:pPr>
+        <w:spacing w:before="0" w:after="60" w:line="269" w:lineRule="auto"/>
+      </w:pPr>
+      <w:r>
+        <w:rPr>
+          <w:rFonts w:ascii="Times New Roman" w:hAnsi="Times New Roman"/>
+          <w:i w:val="0"/>
+          <w:color w:val="1F2937"/>
+          <w:sz w:val="19"/>
+        </w:rPr>
+        <w:t>To ensure that regime changes are purely structural without edge density shifts, marginal edge density is calibrated as:</w:t>
+      </w:r>
+    </w:p>
+    <w:p>
+      <w:pPr>
+        <w:keepNext/>
+        <w:spacing w:before="40" w:after="60"/>
+        <w:jc w:val="center"/>
+      </w:pPr>
+      <w:r>
+        <w:rPr>
+          <w:rFonts w:ascii="Times New Roman" w:hAnsi="Times New Roman"/>
+          <w:b/>
+          <w:i/>
+          <w:color w:val="0F172A"/>
+          <w:sz w:val="19"/>
+        </w:rPr>
+        <w:t>rho = (p_in + 2 p_out) / 3 = 0.10    (15)</w:t>
       </w:r>
     </w:p>
     <w:p>
@@ -7819,7 +8180,241 @@
           <w:color w:val="1F2937"/>
           <w:sz w:val="19"/>
         </w:rPr>
-        <w:t>Tables 7 and 8 examine the MA-TGN components and addressing rules at T_B=100. In MA-TGN, an episodic query vector q_u(t) = W_q [s_u(t) || x_u] + b_q attends over stored snapshot checkpoints to retrieve historical representation s_tilde_u(t) = sum_{tau_k &lt;= t} alpha_{u,k}(t) V_k[u], which is fused via adaptive gating g_u(t) = sigma(W_g [s_u(t) || s_tilde_u(t)] + b_g). Dynamic link prediction is scored by an MLP decoder hat_y_{uv}(t) = sigma(MLP([h_u(t) || h_v(t) || h_u(t) odot h_v(t)])).</w:t>
+        <w:t>Tables 7 and 8 examine the MA-TGN components and addressing rules at T_B=100. In MA-TGN, an episodic key vector k_k in R^{d_k} summarizes the global graph state at snapshot checkpoint tau_k:</w:t>
+      </w:r>
+    </w:p>
+    <w:p>
+      <w:pPr>
+        <w:keepNext/>
+        <w:spacing w:before="40" w:after="60"/>
+        <w:jc w:val="center"/>
+      </w:pPr>
+      <w:r>
+        <w:rPr>
+          <w:rFonts w:ascii="Times New Roman" w:hAnsi="Times New Roman"/>
+          <w:b/>
+          <w:i/>
+          <w:color w:val="0F172A"/>
+          <w:sz w:val="19"/>
+        </w:rPr>
+        <w:t>k_k = W_k ( (1/|V|) sum_{v in V} s_v(tau_k) ) + b_k    (16)</w:t>
+      </w:r>
+    </w:p>
+    <w:p>
+      <w:pPr>
+        <w:spacing w:before="0" w:after="60" w:line="269" w:lineRule="auto"/>
+      </w:pPr>
+      <w:r>
+        <w:rPr>
+          <w:rFonts w:ascii="Times New Roman" w:hAnsi="Times New Roman"/>
+          <w:i w:val="0"/>
+          <w:color w:val="1F2937"/>
+          <w:sz w:val="19"/>
+        </w:rPr>
+        <w:t>At test time t, each active node u computes an episodic query vector q_u(t) in R^{d_k}:</w:t>
+      </w:r>
+    </w:p>
+    <w:p>
+      <w:pPr>
+        <w:keepNext/>
+        <w:spacing w:before="40" w:after="60"/>
+        <w:jc w:val="center"/>
+      </w:pPr>
+      <w:r>
+        <w:rPr>
+          <w:rFonts w:ascii="Times New Roman" w:hAnsi="Times New Roman"/>
+          <w:b/>
+          <w:i/>
+          <w:color w:val="0F172A"/>
+          <w:sz w:val="19"/>
+        </w:rPr>
+        <w:t>q_u(t) = W_q [s_u(t) || x_u] + b_q    (17)</w:t>
+      </w:r>
+    </w:p>
+    <w:p>
+      <w:pPr>
+        <w:spacing w:before="0" w:after="60" w:line="269" w:lineRule="auto"/>
+      </w:pPr>
+      <w:r>
+        <w:rPr>
+          <w:rFonts w:ascii="Times New Roman" w:hAnsi="Times New Roman"/>
+          <w:i w:val="0"/>
+          <w:color w:val="1F2937"/>
+          <w:sz w:val="19"/>
+        </w:rPr>
+        <w:t>The query vector in Eq. (17) attends over stored historical checkpoint keys via scaled dot-product attention:</w:t>
+      </w:r>
+    </w:p>
+    <w:p>
+      <w:pPr>
+        <w:keepNext/>
+        <w:spacing w:before="40" w:after="60"/>
+        <w:jc w:val="center"/>
+      </w:pPr>
+      <w:r>
+        <w:rPr>
+          <w:rFonts w:ascii="Times New Roman" w:hAnsi="Times New Roman"/>
+          <w:b/>
+          <w:i/>
+          <w:color w:val="0F172A"/>
+          <w:sz w:val="19"/>
+        </w:rPr>
+        <w:t>alpha_{u,k}(t) = exp( q_u(t)^T k_k / sqrt(d_k) ) / sum_{j: tau_j &lt;= t} exp( q_u(t)^T k_j / sqrt(d_k) )    (18)</w:t>
+      </w:r>
+    </w:p>
+    <w:p>
+      <w:pPr>
+        <w:spacing w:before="0" w:after="60" w:line="269" w:lineRule="auto"/>
+      </w:pPr>
+      <w:r>
+        <w:rPr>
+          <w:rFonts w:ascii="Times New Roman" w:hAnsi="Times New Roman"/>
+          <w:i w:val="0"/>
+          <w:color w:val="1F2937"/>
+          <w:sz w:val="19"/>
+        </w:rPr>
+        <w:t>where future checkpoints (tau &gt; t) are masked with -infinity as mandated by the audit. Using the attention weights alpha_{u,k}(t) from Eq. (18), the retrieved historical state representation is computed as:</w:t>
+      </w:r>
+    </w:p>
+    <w:p>
+      <w:pPr>
+        <w:keepNext/>
+        <w:spacing w:before="40" w:after="60"/>
+        <w:jc w:val="center"/>
+      </w:pPr>
+      <w:r>
+        <w:rPr>
+          <w:rFonts w:ascii="Times New Roman" w:hAnsi="Times New Roman"/>
+          <w:b/>
+          <w:i/>
+          <w:color w:val="0F172A"/>
+          <w:sz w:val="19"/>
+        </w:rPr>
+        <w:t>s_tilde_u(t) = sum_{tau_k &lt;= t} alpha_{u,k}(t) V_k[u]    (19)</w:t>
+      </w:r>
+    </w:p>
+    <w:p>
+      <w:pPr>
+        <w:spacing w:before="0" w:after="60" w:line="269" w:lineRule="auto"/>
+      </w:pPr>
+      <w:r>
+        <w:rPr>
+          <w:rFonts w:ascii="Times New Roman" w:hAnsi="Times New Roman"/>
+          <w:i w:val="0"/>
+          <w:color w:val="1F2937"/>
+          <w:sz w:val="19"/>
+        </w:rPr>
+        <w:t>where V_k[u] in R^{d_m} is the cached node embedding at checkpoint tau_k. The retrieved state s_tilde_u(t) from Eq. (19) is fused with current state s_u(t) via an adaptive gating vector:</w:t>
+      </w:r>
+    </w:p>
+    <w:p>
+      <w:pPr>
+        <w:keepNext/>
+        <w:spacing w:before="40" w:after="60"/>
+        <w:jc w:val="center"/>
+      </w:pPr>
+      <w:r>
+        <w:rPr>
+          <w:rFonts w:ascii="Times New Roman" w:hAnsi="Times New Roman"/>
+          <w:b/>
+          <w:i/>
+          <w:color w:val="0F172A"/>
+          <w:sz w:val="19"/>
+        </w:rPr>
+        <w:t>g_u(t) = sigma(W_g [s_u(t) || s_tilde_u(t)] + b_g)    (20)</w:t>
+      </w:r>
+    </w:p>
+    <w:p>
+      <w:pPr>
+        <w:spacing w:before="0" w:after="60" w:line="269" w:lineRule="auto"/>
+      </w:pPr>
+      <w:r>
+        <w:rPr>
+          <w:rFonts w:ascii="Times New Roman" w:hAnsi="Times New Roman"/>
+          <w:i w:val="0"/>
+          <w:color w:val="1F2937"/>
+          <w:sz w:val="19"/>
+        </w:rPr>
+        <w:t>producing the final gated representation:</w:t>
+      </w:r>
+    </w:p>
+    <w:p>
+      <w:pPr>
+        <w:keepNext/>
+        <w:spacing w:before="40" w:after="60"/>
+        <w:jc w:val="center"/>
+      </w:pPr>
+      <w:r>
+        <w:rPr>
+          <w:rFonts w:ascii="Times New Roman" w:hAnsi="Times New Roman"/>
+          <w:b/>
+          <w:i/>
+          <w:color w:val="0F172A"/>
+          <w:sz w:val="19"/>
+        </w:rPr>
+        <w:t>h_u(t) = g_u(t) odot s_u(t) + (1 - g_u(t)) odot s_tilde_u(t)    (21)</w:t>
+      </w:r>
+    </w:p>
+    <w:p>
+      <w:pPr>
+        <w:spacing w:before="0" w:after="60" w:line="269" w:lineRule="auto"/>
+      </w:pPr>
+      <w:r>
+        <w:rPr>
+          <w:rFonts w:ascii="Times New Roman" w:hAnsi="Times New Roman"/>
+          <w:i w:val="0"/>
+          <w:color w:val="1F2937"/>
+          <w:sz w:val="19"/>
+        </w:rPr>
+        <w:t>Dynamic link prediction probability for candidate pair (u, v) is scored by an MLP decoder over the fused representations from Eq. (21):</w:t>
+      </w:r>
+    </w:p>
+    <w:p>
+      <w:pPr>
+        <w:keepNext/>
+        <w:spacing w:before="40" w:after="60"/>
+        <w:jc w:val="center"/>
+      </w:pPr>
+      <w:r>
+        <w:rPr>
+          <w:rFonts w:ascii="Times New Roman" w:hAnsi="Times New Roman"/>
+          <w:b/>
+          <w:i/>
+          <w:color w:val="0F172A"/>
+          <w:sz w:val="19"/>
+        </w:rPr>
+        <w:t>hat_y_{uv}(t) = sigma(MLP([h_u(t) || h_v(t) || h_u(t) odot h_v(t)]))    (22)</w:t>
+      </w:r>
+    </w:p>
+    <w:p>
+      <w:pPr>
+        <w:spacing w:before="0" w:after="60" w:line="269" w:lineRule="auto"/>
+      </w:pPr>
+      <w:r>
+        <w:rPr>
+          <w:rFonts w:ascii="Times New Roman" w:hAnsi="Times New Roman"/>
+          <w:i w:val="0"/>
+          <w:color w:val="1F2937"/>
+          <w:sz w:val="19"/>
+        </w:rPr>
+        <w:t>For diagnostic reference, the Historical Retrieval Probe computes the unweighted empirical edge frequency over the initial regime history H_A = {tau : tau in Regime A1}:</w:t>
+      </w:r>
+    </w:p>
+    <w:p>
+      <w:pPr>
+        <w:keepNext/>
+        <w:spacing w:before="40" w:after="60"/>
+        <w:jc w:val="center"/>
+      </w:pPr>
+      <w:r>
+        <w:rPr>
+          <w:rFonts w:ascii="Times New Roman" w:hAnsi="Times New Roman"/>
+          <w:b/>
+          <w:i/>
+          <w:color w:val="0F172A"/>
+          <w:sz w:val="19"/>
+        </w:rPr>
+        <w:t>hat_y_{uv}^probe(t) = (1 / |H_A|) sum_{tau in H_A} 1{(u, v) in E_tau}    (23)</w:t>
       </w:r>
     </w:p>
     <w:p>
@@ -13526,7 +14121,7 @@
           <w:color w:val="1E293B"/>
           <w:sz w:val="20"/>
         </w:rPr>
-        <w:t>Appendix C: Analytical Memory Derivations</w:t>
+        <w:t>Appendix C: Analytical Memory and Complexity Derivations</w:t>
       </w:r>
     </w:p>
     <w:p>
@@ -13540,7 +14135,7 @@
           <w:color w:val="1F2937"/>
           <w:sz w:val="19"/>
         </w:rPr>
-        <w:t>Analytical RAM formula for episodic memory bank storage:</w:t>
+        <w:t>The analytical RAM footprint M_RAM required by the episodic memory bank is derived as the sum of continuous node memory, episodic key vectors, and snapshot node value matrices:</w:t>
       </w:r>
     </w:p>
     <w:p>
@@ -13557,7 +14152,7 @@
           <w:color w:val="0F172A"/>
           <w:sz w:val="19"/>
         </w:rPr>
-        <w:t>M_RAM = 4 * (N * d_m + K * d_k + K * N * d_m) / 1024  (in KB)</w:t>
+        <w:t>M_RAM = 4 * (N * d_m + K * d_k + K * N * d_m) / 1024  (in KB)    (24)</w:t>
       </w:r>
     </w:p>
     <w:p>
@@ -13571,7 +14166,52 @@
           <w:color w:val="1F2937"/>
           <w:sz w:val="19"/>
         </w:rPr>
-        <w:t>For N=300, d_m=64, d_k=64, K=10, this yields 4 * (19,200 + 640 + 192,000) / 1024 = 827.5 KB. Using the same calculation with N=10,000 and K=20 gives an estimated bank size of 52.5 MB.</w:t>
+        <w:t>For canonical parameters (N=300, d_m=64, d_k=64, K=10), Eq. (24) evaluates to 4 * (19,200 + 640 + 192,000) / 1024 = 827.5 KB. For large-scale graphs with N=10,000 and K=20, Eq. (24) yields an estimated bank size of 52.5 MB.</w:t>
+      </w:r>
+    </w:p>
+    <w:p>
+      <w:pPr>
+        <w:spacing w:before="0" w:after="60" w:line="269" w:lineRule="auto"/>
+      </w:pPr>
+      <w:r>
+        <w:rPr>
+          <w:rFonts w:ascii="Times New Roman" w:hAnsi="Times New Roman"/>
+          <w:i w:val="0"/>
+          <w:color w:val="1F2937"/>
+          <w:sz w:val="19"/>
+        </w:rPr>
+        <w:t>The per-candidate scoring latency complexity T_infer is governed by attention routing and gated MLP decoding:</w:t>
+      </w:r>
+    </w:p>
+    <w:p>
+      <w:pPr>
+        <w:keepNext/>
+        <w:spacing w:before="40" w:after="60"/>
+        <w:jc w:val="center"/>
+      </w:pPr>
+      <w:r>
+        <w:rPr>
+          <w:rFonts w:ascii="Times New Roman" w:hAnsi="Times New Roman"/>
+          <w:b/>
+          <w:i/>
+          <w:color w:val="0F172A"/>
+          <w:sz w:val="19"/>
+        </w:rPr>
+        <w:t>T_infer = O(d_m * d_mlp + K * d_k + K * d_m)    (25)</w:t>
+      </w:r>
+    </w:p>
+    <w:p>
+      <w:pPr>
+        <w:spacing w:before="0" w:after="60" w:line="269" w:lineRule="auto"/>
+      </w:pPr>
+      <w:r>
+        <w:rPr>
+          <w:rFonts w:ascii="Times New Roman" w:hAnsi="Times New Roman"/>
+          <w:i w:val="0"/>
+          <w:color w:val="1F2937"/>
+          <w:sz w:val="19"/>
+        </w:rPr>
+        <w:t>which scales linearly with bank capacity K, matching the sub-3 microsecond empirical profile reported in Table 10.</w:t>
       </w:r>
     </w:p>
     <w:p>
